--- a/data/revised_2026-10_full/tracked/v2/Biology/SS2.2_Plant_Transport/Biology_Plant_Transport_SummaryTable_TRACKED.docx
+++ b/data/revised_2026-10_full/tracked/v2/Biology/SS2.2_Plant_Transport/Biology_Plant_Transport_SummaryTable_TRACKED.docx
@@ -1110,7 +1110,7 @@
               </w:rPr>
               <w:t xml:space="preserve">Students explained that the Kibwezi farmer's maize wilts despite soil water being present because, in dry or saline soil, the water potential of the soil drops below that of the root hair cells — reversing or halting osmosis so water cannot enter (or even leaves the root). Plants near the dry riverbed wilt sooner because sandy, </w:t>
             </w:r>
-            <w:del w:id="9001" w:author="Claude (AI) - proposed" w:date="2026-10-15T02:49:40Z">
+            <w:del w:id="9001" w:author="Claude (AI) - proposed" w:date="2026-10-18T00:25:55Z">
               <w:r>
                 <w:rPr>
                   <w:rFonts w:ascii="Arial" w:cs="Arial" w:eastAsia="Arial" w:hAnsi="Arial"/>
@@ -1125,7 +1125,7 @@
                 <w:delText xml:space="preserve">drier, more saline soils</w:delText>
               </w:r>
             </w:del>
-            <w:ins w:id="9002" w:author="Claude (AI) - proposed" w:date="2026-10-15T02:49:40Z">
+            <w:ins w:id="9002" w:author="Claude (AI) - proposed" w:date="2026-10-18T00:25:55Z">
               <w:r>
                 <w:rPr>
                   <w:rFonts w:ascii="Arial" w:cs="Arial" w:eastAsia="Arial" w:hAnsi="Arial"/>
@@ -1153,7 +1153,7 @@
               </w:rPr>
               <w:t xml:space="preserve"> near the riverbed </w:t>
             </w:r>
-            <w:del w:id="9003" w:author="Claude (AI) - proposed" w:date="2026-10-15T02:49:40Z">
+            <w:del w:id="9003" w:author="Claude (AI) - proposed" w:date="2026-10-18T00:25:55Z">
               <w:r>
                 <w:rPr>
                   <w:rFonts w:ascii="Arial" w:cs="Arial" w:eastAsia="Arial" w:hAnsi="Arial"/>
@@ -1168,7 +1168,7 @@
                 <w:delText xml:space="preserve">reach</w:delText>
               </w:r>
             </w:del>
-            <w:ins w:id="9004" w:author="Claude (AI) - proposed" w:date="2026-10-15T02:49:40Z">
+            <w:ins w:id="9004" w:author="Claude (AI) - proposed" w:date="2026-10-18T00:25:55Z">
               <w:r>
                 <w:rPr>
                   <w:rFonts w:ascii="Arial" w:cs="Arial" w:eastAsia="Arial" w:hAnsi="Arial"/>
@@ -1196,7 +1196,7 @@
               </w:rPr>
               <w:t xml:space="preserve"> this critical low water potential </w:t>
             </w:r>
-            <w:del w:id="9005" w:author="Claude (AI) - proposed" w:date="2026-10-15T02:49:40Z">
+            <w:del w:id="9005" w:author="Claude (AI) - proposed" w:date="2026-10-18T00:25:55Z">
               <w:r>
                 <w:rPr>
                   <w:rFonts w:ascii="Arial" w:cs="Arial" w:eastAsia="Arial" w:hAnsi="Arial"/>
@@ -1211,7 +1211,7 @@
                 <w:delText xml:space="preserve">threshold faster</w:delText>
               </w:r>
             </w:del>
-            <w:ins w:id="9006" w:author="Claude (AI) - proposed" w:date="2026-10-15T02:49:40Z">
+            <w:ins w:id="9006" w:author="Claude (AI) - proposed" w:date="2026-10-18T00:25:55Z">
               <w:r>
                 <w:rPr>
                   <w:rFonts w:ascii="Arial" w:cs="Arial" w:eastAsia="Arial" w:hAnsi="Arial"/>
@@ -1327,7 +1327,7 @@
               </w:rPr>
               <w:t xml:space="preserve">Students cut cross-sections of fresh bean or sunflower stems, stained them with eosin or iodine, and observed distinct coloured patches arranged in a ring pattern (in dicot stems)</w:t>
             </w:r>
-            <w:ins w:id="9007" w:author="Claude (AI) - proposed" w:date="2026-10-15T02:49:40Z">
+            <w:ins w:id="9007" w:author="Claude (AI) - proposed" w:date="2026-10-18T00:25:55Z">
               <w:r>
                 <w:rPr>
                   <w:rFonts w:ascii="Arial" w:cs="Arial" w:eastAsia="Arial" w:hAnsi="Arial"/>
@@ -1883,7 +1883,7 @@
               </w:rPr>
               <w:t xml:space="preserve">Students explained the anchoring phenomenon — 'The Wilting Maize of Kibwezi' — in full: (1) Despite watered soil, the rate of transpiration through stomata on a hot, dry Kibwezi afternoon exceeds the rate of water uptake and xylem transport, creating a water deficit in leaf cells, causing loss of turgor and wilting. (2) Plants near the dry seasonal riverbed wilt sooner because soil water potential is lower and root uptake is less efficient, meaning the xylem system cannot replace transpired water fast enough; </w:t>
             </w:r>
-            <w:del w:id="9008" w:author="Claude (AI) - proposed" w:date="2026-10-15T02:49:40Z">
+            <w:del w:id="9008" w:author="Claude (AI) - proposed" w:date="2026-10-18T00:25:55Z">
               <w:r>
                 <w:rPr>
                   <w:rFonts w:ascii="Arial" w:cs="Arial" w:eastAsia="Arial" w:hAnsi="Arial"/>
@@ -1898,7 +1898,7 @@
                 <w:delText xml:space="preserve">if </w:delText>
               </w:r>
             </w:del>
-            <w:ins w:id="9009" w:author="Claude (AI) - proposed" w:date="2026-10-15T02:49:40Z">
+            <w:ins w:id="9009" w:author="Claude (AI) - proposed" w:date="2026-10-18T00:25:55Z">
               <w:r>
                 <w:rPr>
                   <w:rFonts w:ascii="Arial" w:cs="Arial" w:eastAsia="Arial" w:hAnsi="Arial"/>
@@ -1926,7 +1926,7 @@
               </w:rPr>
               <w:t xml:space="preserve">guard cells lose turgor </w:t>
             </w:r>
-            <w:del w:id="9010" w:author="Claude (AI) - proposed" w:date="2026-10-15T02:49:40Z">
+            <w:del w:id="9010" w:author="Claude (AI) - proposed" w:date="2026-10-18T00:25:55Z">
               <w:r>
                 <w:rPr>
                   <w:rFonts w:ascii="Arial" w:cs="Arial" w:eastAsia="Arial" w:hAnsi="Arial"/>
@@ -1941,7 +1941,7 @@
                 <w:delText xml:space="preserve">and fail to close stomata, or if the phloem system is compromised by drought stress,</w:delText>
               </w:r>
             </w:del>
-            <w:ins w:id="9011" w:author="Claude (AI) - proposed" w:date="2026-10-15T02:49:40Z">
+            <w:ins w:id="9011" w:author="Claude (AI) - proposed" w:date="2026-10-18T00:25:55Z">
               <w:r>
                 <w:rPr>
                   <w:rFonts w:ascii="Arial" w:cs="Arial" w:eastAsia="Arial" w:hAnsi="Arial"/>
@@ -1969,7 +1969,7 @@
               </w:rPr>
               <w:t xml:space="preserve"> the plant cannot recover </w:t>
             </w:r>
-            <w:del w:id="9012" w:author="Claude (AI) - proposed" w:date="2026-10-15T02:49:40Z">
+            <w:del w:id="9012" w:author="Claude (AI) - proposed" w:date="2026-10-18T00:25:55Z">
               <w:r>
                 <w:rPr>
                   <w:rFonts w:ascii="Arial" w:cs="Arial" w:eastAsia="Arial" w:hAnsi="Arial"/>
@@ -1984,7 +1984,7 @@
                 <w:delText xml:space="preserve">and dies</w:delText>
               </w:r>
             </w:del>
-            <w:ins w:id="9013" w:author="Claude (AI) - proposed" w:date="2026-10-15T02:49:40Z">
+            <w:ins w:id="9013" w:author="Claude (AI) - proposed" w:date="2026-10-18T00:25:55Z">
               <w:r>
                 <w:rPr>
                   <w:rFonts w:ascii="Arial" w:cs="Arial" w:eastAsia="Arial" w:hAnsi="Arial"/>
@@ -2134,7 +2134,7 @@
         </w:rPr>
         <w:t xml:space="preserve">© 2026 SeaVuria and ARES. This work is licensed under a </w:t>
       </w:r>
-      <w:hyperlink w:history="1" r:id="rId-dybgawcq_fxwudzygsx4">
+      <w:hyperlink w:history="1" r:id="rId7w4ij6el0uzljztqih22g">
         <w:r>
           <w:rPr>
             <w:rFonts w:ascii="Arial" w:cs="Arial" w:eastAsia="Arial" w:hAnsi="Arial"/>
@@ -2154,7 +2154,7 @@
         </w:rPr>
         <w:t xml:space="preserve"> (</w:t>
       </w:r>
-      <w:hyperlink w:history="1" r:id="rIdlm-o2e5iecdze1gs4qqtt">
+      <w:hyperlink w:history="1" r:id="rId887pqmghwmiamys-gz6cx">
         <w:r>
           <w:rPr>
             <w:rFonts w:ascii="Arial" w:cs="Arial" w:eastAsia="Arial" w:hAnsi="Arial"/>
@@ -2174,7 +2174,7 @@
         </w:rPr>
         <w:t xml:space="preserve">). To view a copy of this license, visit </w:t>
       </w:r>
-      <w:hyperlink w:history="1" r:id="rIdpdeobtkyhq_pqh0croa_v">
+      <w:hyperlink w:history="1" r:id="rIdpbos1j68t_ciof1thvm7d">
         <w:r>
           <w:rPr>
             <w:rFonts w:ascii="Arial" w:cs="Arial" w:eastAsia="Arial" w:hAnsi="Arial"/>
